--- a/docs/research/mvp/final/v01-product/nonfunctional-requirements.docx
+++ b/docs/research/mvp/final/v01-product/nonfunctional-requirements.docx
@@ -10,7 +10,7 @@
         <w:t xml:space="preserve">Non-Functional Requirements (HVPN-NFR-NNN)</w:t>
       </w:r>
     </w:p>
-    <w:bookmarkStart w:id="22" w:name="non-functional-requirements-hvpn-nfr-nnn"/>
+    <w:bookmarkStart w:id="28" w:name="non-functional-requirements-hvpn-nfr-nnn"/>
     <w:p>
       <w:pPr>
         <w:pStyle w:val="Heading1"/>
@@ -8153,7 +8153,7 @@
       </w:r>
     </w:p>
     <w:bookmarkEnd w:id="18"/>
-    <w:bookmarkStart w:id="19" w:name="Xd814a75fead3d1e9a928261b54fc3be2c3d467b"/>
+    <w:bookmarkStart w:id="22" w:name="Xd814a75fead3d1e9a928261b54fc3be2c3d467b"/>
     <w:p>
       <w:pPr>
         <w:pStyle w:val="Heading2"/>
@@ -8617,11 +8617,46 @@
         <w:pStyle w:val="BodyText"/>
       </w:pPr>
       <w:r>
-        <w:rPr>
-          <w:b/>
-          <w:bCs/>
-        </w:rPr>
-        <w:t xml:space="preserve">[MERMAID RENDER FAILED — block #1]</w:t>
+        <w:drawing>
+          <wp:inline>
+            <wp:extent cx="5334000" cy="5871482"/>
+            <wp:effectExtent b="0" l="0" r="0" t="0"/>
+            <wp:docPr descr="diagram" title="" id="20" name="Picture"/>
+            <a:graphic>
+              <a:graphicData uri="http://schemas.openxmlformats.org/drawingml/2006/picture">
+                <pic:pic>
+                  <pic:nvPicPr>
+                    <pic:cNvPr descr="/tmp/.private/milosvasic/tmp.NBaY6amhrx/img/diagram_001_a4a29a50faa1.png" id="21" name="Picture"/>
+                    <pic:cNvPicPr>
+                      <a:picLocks noChangeArrowheads="1" noChangeAspect="1"/>
+                    </pic:cNvPicPr>
+                  </pic:nvPicPr>
+                  <pic:blipFill>
+                    <a:blip r:embed="rId19"/>
+                    <a:stretch>
+                      <a:fillRect/>
+                    </a:stretch>
+                  </pic:blipFill>
+                  <pic:spPr bwMode="auto">
+                    <a:xfrm>
+                      <a:off x="0" y="0"/>
+                      <a:ext cx="5334000" cy="5871482"/>
+                    </a:xfrm>
+                    <a:prstGeom prst="rect">
+                      <a:avLst/>
+                    </a:prstGeom>
+                    <a:noFill/>
+                    <a:ln w="9525">
+                      <a:noFill/>
+                      <a:headEnd/>
+                      <a:tailEnd/>
+                    </a:ln>
+                  </pic:spPr>
+                </pic:pic>
+              </a:graphicData>
+            </a:graphic>
+          </wp:inline>
+        </w:drawing>
       </w:r>
     </w:p>
     <w:p>
@@ -8631,8 +8666,8 @@
         </w:pict>
       </w:r>
     </w:p>
-    <w:bookmarkEnd w:id="19"/>
-    <w:bookmarkStart w:id="20" w:name="X1ef1beaa3ca92e1c0983ed71f2ac01b9204a10a"/>
+    <w:bookmarkEnd w:id="22"/>
+    <w:bookmarkStart w:id="26" w:name="X1ef1beaa3ca92e1c0983ed71f2ac01b9204a10a"/>
     <w:p>
       <w:pPr>
         <w:pStyle w:val="Heading2"/>
@@ -8687,11 +8722,46 @@
         <w:pStyle w:val="BodyText"/>
       </w:pPr>
       <w:r>
-        <w:rPr>
-          <w:b/>
-          <w:bCs/>
-        </w:rPr>
-        <w:t xml:space="preserve">[MERMAID RENDER FAILED — block #2]</w:t>
+        <w:drawing>
+          <wp:inline>
+            <wp:extent cx="5334000" cy="2381250"/>
+            <wp:effectExtent b="0" l="0" r="0" t="0"/>
+            <wp:docPr descr="diagram" title="" id="24" name="Picture"/>
+            <a:graphic>
+              <a:graphicData uri="http://schemas.openxmlformats.org/drawingml/2006/picture">
+                <pic:pic>
+                  <pic:nvPicPr>
+                    <pic:cNvPr descr="/tmp/.private/milosvasic/tmp.NBaY6amhrx/img/diagram_002_ec22fa21b441.png" id="25" name="Picture"/>
+                    <pic:cNvPicPr>
+                      <a:picLocks noChangeArrowheads="1" noChangeAspect="1"/>
+                    </pic:cNvPicPr>
+                  </pic:nvPicPr>
+                  <pic:blipFill>
+                    <a:blip r:embed="rId23"/>
+                    <a:stretch>
+                      <a:fillRect/>
+                    </a:stretch>
+                  </pic:blipFill>
+                  <pic:spPr bwMode="auto">
+                    <a:xfrm>
+                      <a:off x="0" y="0"/>
+                      <a:ext cx="5334000" cy="2381250"/>
+                    </a:xfrm>
+                    <a:prstGeom prst="rect">
+                      <a:avLst/>
+                    </a:prstGeom>
+                    <a:noFill/>
+                    <a:ln w="9525">
+                      <a:noFill/>
+                      <a:headEnd/>
+                      <a:tailEnd/>
+                    </a:ln>
+                  </pic:spPr>
+                </pic:pic>
+              </a:graphicData>
+            </a:graphic>
+          </wp:inline>
+        </w:drawing>
       </w:r>
     </w:p>
     <w:p>
@@ -8910,8 +8980,8 @@
         </w:pict>
       </w:r>
     </w:p>
-    <w:bookmarkEnd w:id="20"/>
-    <w:bookmarkStart w:id="21" w:name="sources-verified"/>
+    <w:bookmarkEnd w:id="26"/>
+    <w:bookmarkStart w:id="27" w:name="sources-verified"/>
     <w:p>
       <w:pPr>
         <w:pStyle w:val="Heading2"/>
@@ -9446,8 +9516,8 @@
         <w:t xml:space="preserve">§11.4.65/§11.4.153 (HTML+PDF[+DOCX] exports follow in refinement).</w:t>
       </w:r>
     </w:p>
-    <w:bookmarkEnd w:id="21"/>
-    <w:bookmarkEnd w:id="22"/>
+    <w:bookmarkEnd w:id="27"/>
+    <w:bookmarkEnd w:id="28"/>
     <w:sectPr>
       <w:footnotePr>
         <w:numRestart w:val="eachSect"/>
